--- a/a7/build/out/u6/A7 6.01 Triangle Inequality Theorem; Converse of the Pythagorean Theorem - Independent Set.docx
+++ b/a7/build/out/u6/A7 6.01 Triangle Inequality Theorem; Converse of the Pythagorean Theorem - Independent Set.docx
@@ -308,7 +308,7 @@
                 <w:color w:val="1A1A1A"/>
                 <w:sz w:val="22"/>
               </w:rPr>
-              <w:t>Can sides of 9 in, 9 in and 18 in make a triangle?</w:t>
+              <w:t>Can sides of 9 inches, 9 inches and 18 inches make a triangle?</w:t>
             </w:r>
           </w:p>
           <w:p>
@@ -380,7 +380,7 @@
                 <w:color w:val="1A1A1A"/>
                 <w:sz w:val="22"/>
               </w:rPr>
-              <w:t>Two sides of a triangle are 5 m and 11 m. What lengths can the third side be?</w:t>
+              <w:t>Two sides of a triangle are 5 m and 11 m. Write an inequality for the length x, in meters, of the third side.</w:t>
             </w:r>
           </w:p>
           <w:p>
@@ -596,7 +596,7 @@
                 <w:color w:val="1A1A1A"/>
                 <w:sz w:val="22"/>
               </w:rPr>
-              <w:t>A carpenter joins boards of 30 in, 40 in and 50 in into a triangle. Is one corner a right angle?</w:t>
+              <w:t>A carpenter joins boards of 30 inches, 40 inches and 50 inches into a triangle. Is one corner a right angle?</w:t>
             </w:r>
           </w:p>
           <w:p>
